--- a/00-首页/学生讲义Word/热力学初步-超级充实版（自学完整）.docx
+++ b/00-首页/学生讲义Word/热力学初步-超级充实版（自学完整）.docx
@@ -32362,26 +32362,40 @@
         </w:rPr>
         <w:t xml:space="preserve">、</w:t>
       </w:r>
-      <w:r>
-        <w:rPr>
-          <w:rStyle w:val="VerbatimChar"/>
-          <w:rFonts w:ascii="Times New Roman" w:hAnsi="Times New Roman" w:eastAsia="Times New Roman" w:cs="Times New Roman"/>
-        </w:rPr>
-        <w:t xml:space="preserve">E^\theta</w:t>
-      </w:r>
+      <m:oMath>
+        <m:sSup>
+          <m:e>
+            <m:r>
+              <m:t>E</m:t>
+            </m:r>
+          </m:e>
+          <m:sup>
+            <m:r>
+              <m:t>θ</m:t>
+            </m:r>
+          </m:sup>
+        </m:sSup>
+      </m:oMath>
       <w:r>
         <w:rPr>
           <w:rFonts w:ascii="Times New Roman" w:hAnsi="Times New Roman" w:eastAsia="Times New Roman" w:cs="Times New Roman"/>
         </w:rPr>
         <w:t xml:space="preserve">、</w:t>
       </w:r>
-      <w:r>
-        <w:rPr>
-          <w:rStyle w:val="VerbatimChar"/>
-          <w:rFonts w:ascii="Times New Roman" w:hAnsi="Times New Roman" w:eastAsia="Times New Roman" w:cs="Times New Roman"/>
-        </w:rPr>
-        <w:t xml:space="preserve">K^\theta</w:t>
-      </w:r>
+      <m:oMath>
+        <m:sSup>
+          <m:e>
+            <m:r>
+              <m:t>K</m:t>
+            </m:r>
+          </m:e>
+          <m:sup>
+            <m:r>
+              <m:t>θ</m:t>
+            </m:r>
+          </m:sup>
+        </m:sSup>
+      </m:oMath>
       <w:r>
         <w:rPr>
           <w:rFonts w:ascii="Times New Roman" w:hAnsi="Times New Roman" w:eastAsia="Times New Roman" w:cs="Times New Roman"/>
